--- a/8_Project_demonstration/DEMONSTRATION_doc.docx
+++ b/8_Project_demonstration/DEMONSTRATION_doc.docx
@@ -654,7 +654,7 @@
             <w:sz w:val="28"/>
             <w:szCs w:val="28"/>
           </w:rPr>
-          <w:t>https://electric-vehicle-charge-and-range-pdbf.onrender.com/</w:t>
+          <w:t>https://electric-vehicle-charge-and-range-pdbf.onrender.com</w:t>
         </w:r>
       </w:hyperlink>
     </w:p>
@@ -2996,25 +2996,7 @@
             <w:sz w:val="28"/>
             <w:szCs w:val="28"/>
           </w:rPr>
-          <w:t>https://publi</w:t>
-        </w:r>
-        <w:r>
-          <w:rPr>
-            <w:rStyle w:val="Hyperlink"/>
-            <w:rFonts w:ascii="Times New Roman" w:hAnsi="Times New Roman" w:cs="Times New Roman"/>
-            <w:sz w:val="28"/>
-            <w:szCs w:val="28"/>
-          </w:rPr>
-          <w:t>c</w:t>
-        </w:r>
-        <w:r>
-          <w:rPr>
-            <w:rStyle w:val="Hyperlink"/>
-            <w:rFonts w:ascii="Times New Roman" w:hAnsi="Times New Roman" w:cs="Times New Roman"/>
-            <w:sz w:val="28"/>
-            <w:szCs w:val="28"/>
-          </w:rPr>
-          <w:t>.tableau.com/views/ElectricCarAnalyticsDashboard_17832499846150/Dashboard1</w:t>
+          <w:t>https://public.tableau.com/views/ElectricCarAnalyticsDashboard_17832499846150/Dashboard1</w:t>
         </w:r>
       </w:hyperlink>
     </w:p>
@@ -3100,7 +3082,7 @@
             <w:sz w:val="28"/>
             <w:szCs w:val="28"/>
           </w:rPr>
-          <w:t>https://electric-vehicle-charge-and-range-pdbf.onrender.com/</w:t>
+          <w:t>https://electric-vehicle-charge-and-range-pdbf.onrender.com</w:t>
         </w:r>
       </w:hyperlink>
     </w:p>
@@ -3141,25 +3123,7 @@
             <w:sz w:val="28"/>
             <w:szCs w:val="28"/>
           </w:rPr>
-          <w:t>https://drive.go</w:t>
-        </w:r>
-        <w:r>
-          <w:rPr>
-            <w:rStyle w:val="Hyperlink"/>
-            <w:rFonts w:ascii="Times New Roman" w:hAnsi="Times New Roman" w:cs="Times New Roman"/>
-            <w:sz w:val="28"/>
-            <w:szCs w:val="28"/>
-          </w:rPr>
-          <w:t>o</w:t>
-        </w:r>
-        <w:r>
-          <w:rPr>
-            <w:rStyle w:val="Hyperlink"/>
-            <w:rFonts w:ascii="Times New Roman" w:hAnsi="Times New Roman" w:cs="Times New Roman"/>
-            <w:sz w:val="28"/>
-            <w:szCs w:val="28"/>
-          </w:rPr>
-          <w:t>gle.com/open?id=1SY4kKsfBFkWQ9G2PlR45QIGdC_KZiN6g&amp;usp=drive_copy</w:t>
+          <w:t>https://drive.google.com/open?id=1SY4kKsfBFkWQ9G2PlR45QIGdC_KZiN6g&amp;usp=drive_copy</w:t>
         </w:r>
       </w:hyperlink>
     </w:p>
